--- a/app_development/lr4.docx
+++ b/app_development/lr4.docx
@@ -3284,7 +3284,281 @@
       </w:r>
       <w:proofErr w:type="spellEnd"/>
     </w:p>
-    <w:p/>
+    <w:p>
+      <w:pPr>
+        <w:pStyle w:val="1"/>
+      </w:pPr>
+      <w:r>
+        <w:t>Ответы на вопросы</w:t>
+      </w:r>
+    </w:p>
+    <w:p>
+      <w:pPr>
+        <w:pStyle w:val="ac"/>
+        <w:numPr>
+          <w:ilvl w:val="0"/>
+          <w:numId w:val="21"/>
+        </w:numPr>
+      </w:pPr>
+      <w:r>
+        <w:t>Использование отдельной БД изолирует тесты от реальных данных, предотвращает их повреждение, позволяет параллельно запускать тесты и обеспечивает быстрое выполнение.</w:t>
+      </w:r>
+    </w:p>
+    <w:p>
+      <w:pPr>
+        <w:pStyle w:val="ac"/>
+        <w:numPr>
+          <w:ilvl w:val="0"/>
+          <w:numId w:val="21"/>
+        </w:numPr>
+      </w:pPr>
+      <w:proofErr w:type="spellStart"/>
+      <w:r>
+        <w:t>TestClient</w:t>
+      </w:r>
+      <w:proofErr w:type="spellEnd"/>
+      <w:r>
+        <w:t xml:space="preserve"> создает тестовый HTTP-клиент для взаимодействия с приложением. Его преимущества: упрощенный API для </w:t>
+      </w:r>
+      <w:r>
+        <w:lastRenderedPageBreak/>
+        <w:t>тестирования, автоматическая обработка аутентификации, отсутствие необходимости в запуске реального сервера и точное моделирование HTTP-взаимодействия.</w:t>
+      </w:r>
+    </w:p>
+    <w:p>
+      <w:pPr>
+        <w:pStyle w:val="ac"/>
+        <w:numPr>
+          <w:ilvl w:val="0"/>
+          <w:numId w:val="21"/>
+        </w:numPr>
+      </w:pPr>
+      <w:r>
+        <w:t>Ниже представлены граничные случаи, которые стоит учитывать:</w:t>
+      </w:r>
+    </w:p>
+    <w:p>
+      <w:pPr>
+        <w:pStyle w:val="ac"/>
+        <w:numPr>
+          <w:ilvl w:val="0"/>
+          <w:numId w:val="22"/>
+        </w:numPr>
+      </w:pPr>
+      <w:r>
+        <w:t>Создать заказ с несколькими продуктами (обычный путь).</w:t>
+      </w:r>
+    </w:p>
+    <w:p>
+      <w:pPr>
+        <w:pStyle w:val="ac"/>
+        <w:numPr>
+          <w:ilvl w:val="0"/>
+          <w:numId w:val="22"/>
+        </w:numPr>
+      </w:pPr>
+      <w:r>
+        <w:t xml:space="preserve">Создать заказ, когда некоторые </w:t>
+      </w:r>
+      <w:proofErr w:type="spellStart"/>
+      <w:r>
+        <w:t>product_id</w:t>
+      </w:r>
+      <w:proofErr w:type="spellEnd"/>
+      <w:r>
+        <w:t xml:space="preserve"> не существуют (должно игнорироваться или вернуть ошибку в зависимости от бизнес-логики).</w:t>
+      </w:r>
+    </w:p>
+    <w:p>
+      <w:pPr>
+        <w:pStyle w:val="ac"/>
+        <w:numPr>
+          <w:ilvl w:val="0"/>
+          <w:numId w:val="22"/>
+        </w:numPr>
+      </w:pPr>
+      <w:r>
+        <w:t xml:space="preserve">Создать заказ с </w:t>
+      </w:r>
+      <w:proofErr w:type="spellStart"/>
+      <w:r>
+        <w:t>дублирующимися</w:t>
+      </w:r>
+      <w:proofErr w:type="spellEnd"/>
+      <w:r>
+        <w:t xml:space="preserve"> </w:t>
+      </w:r>
+      <w:proofErr w:type="spellStart"/>
+      <w:r>
+        <w:t>product_id</w:t>
+      </w:r>
+      <w:proofErr w:type="spellEnd"/>
+      <w:r>
+        <w:t xml:space="preserve"> (не дублировать позиции в заказе).</w:t>
+      </w:r>
+    </w:p>
+    <w:p>
+      <w:pPr>
+        <w:pStyle w:val="ac"/>
+        <w:numPr>
+          <w:ilvl w:val="0"/>
+          <w:numId w:val="22"/>
+        </w:numPr>
+      </w:pPr>
+      <w:r>
+        <w:t>Добавить продукт в заказ, если он уже есть (не добавлять повторно).</w:t>
+      </w:r>
+    </w:p>
+    <w:p>
+      <w:pPr>
+        <w:pStyle w:val="ac"/>
+        <w:numPr>
+          <w:ilvl w:val="0"/>
+          <w:numId w:val="22"/>
+        </w:numPr>
+      </w:pPr>
+      <w:r>
+        <w:t>Удалить продукт, которого нет в заказе (не ломать заказ).</w:t>
+      </w:r>
+    </w:p>
+    <w:p>
+      <w:pPr>
+        <w:pStyle w:val="ac"/>
+        <w:numPr>
+          <w:ilvl w:val="0"/>
+          <w:numId w:val="21"/>
+        </w:numPr>
+      </w:pPr>
+      <w:r>
+        <w:t>Для проверки содержимого письма использовать мок, который сохраняет аргументы вызова и затем проверяет их.</w:t>
+      </w:r>
+    </w:p>
+    <w:p>
+      <w:pPr>
+        <w:pStyle w:val="ac"/>
+        <w:numPr>
+          <w:ilvl w:val="0"/>
+          <w:numId w:val="21"/>
+        </w:numPr>
+      </w:pPr>
+      <w:r>
+        <w:t xml:space="preserve">При тестировании пагинации необходимо проверить корректность выборки данных: что при заданных </w:t>
+      </w:r>
+      <w:proofErr w:type="spellStart"/>
+      <w:r>
+        <w:t>page</w:t>
+      </w:r>
+      <w:proofErr w:type="spellEnd"/>
+      <w:r>
+        <w:t xml:space="preserve"> и </w:t>
+      </w:r>
+      <w:proofErr w:type="spellStart"/>
+      <w:r>
+        <w:t>count</w:t>
+      </w:r>
+      <w:proofErr w:type="spellEnd"/>
+      <w:r>
+        <w:t xml:space="preserve"> возвращаются именно те элементы, которые должны быть на указанной странице (формула смещения </w:t>
+      </w:r>
+      <w:proofErr w:type="spellStart"/>
+      <w:r>
+        <w:t>offset</w:t>
+      </w:r>
+      <w:proofErr w:type="spellEnd"/>
+      <w:r>
+        <w:t xml:space="preserve"> = (</w:t>
+      </w:r>
+      <w:proofErr w:type="spellStart"/>
+      <w:r>
+        <w:t>page</w:t>
+      </w:r>
+      <w:proofErr w:type="spellEnd"/>
+      <w:r>
+        <w:t xml:space="preserve"> - 1) * </w:t>
+      </w:r>
+      <w:proofErr w:type="spellStart"/>
+      <w:r>
+        <w:t>count</w:t>
+      </w:r>
+      <w:proofErr w:type="spellEnd"/>
+      <w:r>
+        <w:t xml:space="preserve">), и количество элементов не превышает размер страницы. Важно убедиться, что результаты имеют детерминированный порядок (например, ORDER BY </w:t>
+      </w:r>
+      <w:proofErr w:type="spellStart"/>
+      <w:r>
+        <w:t>id</w:t>
+      </w:r>
+      <w:proofErr w:type="spellEnd"/>
+      <w:r>
+        <w:t>), иначе при повторных запросах могут возвращаться разные элементы.</w:t>
+      </w:r>
+      <w:r>
+        <w:br/>
+      </w:r>
+      <w:r>
+        <w:t xml:space="preserve">Граничные случаи включают: первую и последнюю страницу, запрос страницы за пределами диапазона (должен вернуться пустой список), нулевой или отрицательный </w:t>
+      </w:r>
+      <w:proofErr w:type="spellStart"/>
+      <w:r>
+        <w:t>count</w:t>
+      </w:r>
+      <w:proofErr w:type="spellEnd"/>
+      <w:r>
+        <w:t xml:space="preserve"> (валидация параметров), очень большое значение </w:t>
+      </w:r>
+      <w:proofErr w:type="spellStart"/>
+      <w:r>
+        <w:t>count</w:t>
+      </w:r>
+      <w:proofErr w:type="spellEnd"/>
+      <w:r>
+        <w:t xml:space="preserve"> (должен быть максимальный лимит).</w:t>
+      </w:r>
+      <w:r>
+        <w:br/>
+      </w:r>
+      <w:r>
+        <w:t>В проекте реализован тест test_product_pagination.py, который создаёт 25 продуктов, запрашивает вторую страницу с размером 10 элементов и проверяет, что возвращаются элементы с индексами 10-</w:t>
+      </w:r>
+      <w:r>
+        <w:lastRenderedPageBreak/>
+        <w:t>19, а также тестирует запросы за пределами диапазона и с нулевым размером страницы.</w:t>
+      </w:r>
+    </w:p>
+    <w:p>
+      <w:pPr>
+        <w:pStyle w:val="ac"/>
+        <w:numPr>
+          <w:ilvl w:val="0"/>
+          <w:numId w:val="21"/>
+        </w:numPr>
+      </w:pPr>
+      <w:r>
+        <w:t xml:space="preserve">Изоляция достигается использованием отдельной БД для каждого теста (или очисткой после каждого), </w:t>
+      </w:r>
+      <w:proofErr w:type="spellStart"/>
+      <w:r>
+        <w:t>фикстурами</w:t>
+      </w:r>
+      <w:proofErr w:type="spellEnd"/>
+      <w:r>
+        <w:t xml:space="preserve"> со скопом </w:t>
+      </w:r>
+      <w:proofErr w:type="spellStart"/>
+      <w:r>
+        <w:t>function</w:t>
+      </w:r>
+      <w:proofErr w:type="spellEnd"/>
+      <w:r>
+        <w:t>, избеганием общего состояния между тестами. Это важно, так как позволяет независимо запускать любой тест, получать надежные результаты и быстро идентифицировать проблемы.</w:t>
+      </w:r>
+    </w:p>
+    <w:p>
+      <w:pPr>
+        <w:pStyle w:val="ac"/>
+        <w:ind w:left="1069" w:firstLine="0"/>
+      </w:pPr>
+    </w:p>
     <w:sectPr>
       <w:headerReference w:type="even" r:id="rId20"/>
       <w:headerReference w:type="default" r:id="rId21"/>
@@ -3451,6 +3725,95 @@
 <file path=word/numbering.xml><?xml version="1.0" encoding="utf-8"?>
 <w:numbering xmlns:wpc="http://schemas.microsoft.com/office/word/2010/wordprocessingCanvas" xmlns:cx="http://schemas.microsoft.com/office/drawing/2014/chartex" xmlns:cx1="http://schemas.microsoft.com/office/drawing/2015/9/8/chartex" xmlns:cx2="http://schemas.microsoft.com/office/drawing/2015/10/21/chartex" xmlns:cx3="http://schemas.microsoft.com/office/drawing/2016/5/9/chartex" xmlns:cx4="http://schemas.microsoft.com/office/drawing/2016/5/10/chartex" xmlns:cx5="http://schemas.microsoft.com/office/drawing/2016/5/11/chartex" xmlns:cx6="http://schemas.microsoft.com/office/drawing/2016/5/12/chartex" xmlns:cx7="http://schemas.microsoft.com/office/drawing/2016/5/13/chartex" xmlns:cx8="http://schemas.microsoft.com/office/drawing/2016/5/14/chartex" xmlns:mc="http://schemas.openxmlformats.org/markup-compatibility/2006" xmlns:aink="http://schemas.microsoft.com/office/drawing/2016/ink" xmlns:am3d="http://schemas.microsoft.com/office/drawing/2017/model3d" xmlns:o="urn:schemas-microsoft-com:office:office" xmlns:r="http://schemas.openxmlformats.org/officeDocument/2006/relationships" xmlns:m="http://schemas.openxmlformats.org/officeDocument/2006/math" xmlns:v="urn:schemas-microsoft-com:vml" xmlns:wp14="http://schemas.microsoft.com/office/word/2010/wordprocessingDrawing" xmlns:wp="http://schemas.openxmlformats.org/drawingml/2006/wordprocessingDrawing" xmlns:w10="urn:schemas-microsoft-com:office:word" xmlns:w="http://schemas.openxmlformats.org/wordprocessingml/2006/main" xmlns:w14="http://schemas.microsoft.com/office/word/2010/wordml" xmlns:w15="http://schemas.microsoft.com/office/word/2012/wordml" xmlns:w16cex="http://schemas.microsoft.com/office/word/2018/wordml/cex" xmlns:w16cid="http://schemas.microsoft.com/office/word/2016/wordml/cid" xmlns:w16="http://schemas.microsoft.com/office/word/2018/wordml" xmlns:w16sdtdh="http://schemas.microsoft.com/office/word/2020/wordml/sdtdatahash" xmlns:w16se="http://schemas.microsoft.com/office/word/2015/wordml/symex" xmlns:wpg="http://schemas.microsoft.com/office/word/2010/wordprocessingGroup" xmlns:wpi="http://schemas.microsoft.com/office/word/2010/wordprocessingInk" xmlns:wne="http://schemas.microsoft.com/office/word/2006/wordml" xmlns:wps="http://schemas.microsoft.com/office/word/2010/wordprocessingShape" mc:Ignorable="w14 w15 w16se w16cid w16 w16cex w16sdtdh wp14">
   <w:abstractNum w:abstractNumId="0" w15:restartNumberingAfterBreak="0">
+    <w:nsid w:val="085603A2"/>
+    <w:multiLevelType w:val="hybridMultilevel"/>
+    <w:tmpl w:val="0AA26ECE"/>
+    <w:lvl w:ilvl="0" w:tplc="04190001">
+      <w:start w:val="1"/>
+      <w:numFmt w:val="bullet"/>
+      <w:lvlText w:val=""/>
+      <w:lvlJc w:val="left"/>
+      <w:pPr>
+        <w:ind w:left="1069" w:hanging="360"/>
+      </w:pPr>
+      <w:rPr>
+        <w:rFonts w:ascii="Symbol" w:hAnsi="Symbol" w:hint="default"/>
+      </w:rPr>
+    </w:lvl>
+    <w:lvl w:ilvl="1" w:tplc="04190019" w:tentative="1">
+      <w:start w:val="1"/>
+      <w:numFmt w:val="lowerLetter"/>
+      <w:lvlText w:val="%2."/>
+      <w:lvlJc w:val="left"/>
+      <w:pPr>
+        <w:ind w:left="1789" w:hanging="360"/>
+      </w:pPr>
+    </w:lvl>
+    <w:lvl w:ilvl="2" w:tplc="0419001B" w:tentative="1">
+      <w:start w:val="1"/>
+      <w:numFmt w:val="lowerRoman"/>
+      <w:lvlText w:val="%3."/>
+      <w:lvlJc w:val="right"/>
+      <w:pPr>
+        <w:ind w:left="2509" w:hanging="180"/>
+      </w:pPr>
+    </w:lvl>
+    <w:lvl w:ilvl="3" w:tplc="0419000F" w:tentative="1">
+      <w:start w:val="1"/>
+      <w:numFmt w:val="decimal"/>
+      <w:lvlText w:val="%4."/>
+      <w:lvlJc w:val="left"/>
+      <w:pPr>
+        <w:ind w:left="3229" w:hanging="360"/>
+      </w:pPr>
+    </w:lvl>
+    <w:lvl w:ilvl="4" w:tplc="04190019" w:tentative="1">
+      <w:start w:val="1"/>
+      <w:numFmt w:val="lowerLetter"/>
+      <w:lvlText w:val="%5."/>
+      <w:lvlJc w:val="left"/>
+      <w:pPr>
+        <w:ind w:left="3949" w:hanging="360"/>
+      </w:pPr>
+    </w:lvl>
+    <w:lvl w:ilvl="5" w:tplc="0419001B" w:tentative="1">
+      <w:start w:val="1"/>
+      <w:numFmt w:val="lowerRoman"/>
+      <w:lvlText w:val="%6."/>
+      <w:lvlJc w:val="right"/>
+      <w:pPr>
+        <w:ind w:left="4669" w:hanging="180"/>
+      </w:pPr>
+    </w:lvl>
+    <w:lvl w:ilvl="6" w:tplc="0419000F" w:tentative="1">
+      <w:start w:val="1"/>
+      <w:numFmt w:val="decimal"/>
+      <w:lvlText w:val="%7."/>
+      <w:lvlJc w:val="left"/>
+      <w:pPr>
+        <w:ind w:left="5389" w:hanging="360"/>
+      </w:pPr>
+    </w:lvl>
+    <w:lvl w:ilvl="7" w:tplc="04190019" w:tentative="1">
+      <w:start w:val="1"/>
+      <w:numFmt w:val="lowerLetter"/>
+      <w:lvlText w:val="%8."/>
+      <w:lvlJc w:val="left"/>
+      <w:pPr>
+        <w:ind w:left="6109" w:hanging="360"/>
+      </w:pPr>
+    </w:lvl>
+    <w:lvl w:ilvl="8" w:tplc="0419001B" w:tentative="1">
+      <w:start w:val="1"/>
+      <w:numFmt w:val="lowerRoman"/>
+      <w:lvlText w:val="%9."/>
+      <w:lvlJc w:val="right"/>
+      <w:pPr>
+        <w:ind w:left="6829" w:hanging="180"/>
+      </w:pPr>
+    </w:lvl>
+  </w:abstractNum>
+  <w:abstractNum w:abstractNumId="1" w15:restartNumberingAfterBreak="0">
     <w:nsid w:val="0B6F447E"/>
     <w:multiLevelType w:val="multilevel"/>
     <w:tmpl w:val="A964015A"/>
@@ -3563,7 +3926,7 @@
       </w:pPr>
     </w:lvl>
   </w:abstractNum>
-  <w:abstractNum w:abstractNumId="1" w15:restartNumberingAfterBreak="0">
+  <w:abstractNum w:abstractNumId="2" w15:restartNumberingAfterBreak="0">
     <w:nsid w:val="0B851206"/>
     <w:multiLevelType w:val="hybridMultilevel"/>
     <w:tmpl w:val="52004BE6"/>
@@ -3676,7 +4039,7 @@
       </w:rPr>
     </w:lvl>
   </w:abstractNum>
-  <w:abstractNum w:abstractNumId="2" w15:restartNumberingAfterBreak="0">
+  <w:abstractNum w:abstractNumId="3" w15:restartNumberingAfterBreak="0">
     <w:nsid w:val="0BC11CE8"/>
     <w:multiLevelType w:val="hybridMultilevel"/>
     <w:tmpl w:val="94BEC9EC"/>
@@ -3765,7 +4128,7 @@
       </w:pPr>
     </w:lvl>
   </w:abstractNum>
-  <w:abstractNum w:abstractNumId="3" w15:restartNumberingAfterBreak="0">
+  <w:abstractNum w:abstractNumId="4" w15:restartNumberingAfterBreak="0">
     <w:nsid w:val="130E3083"/>
     <w:multiLevelType w:val="hybridMultilevel"/>
     <w:tmpl w:val="B350A8B8"/>
@@ -3878,7 +4241,7 @@
       </w:rPr>
     </w:lvl>
   </w:abstractNum>
-  <w:abstractNum w:abstractNumId="4" w15:restartNumberingAfterBreak="0">
+  <w:abstractNum w:abstractNumId="5" w15:restartNumberingAfterBreak="0">
     <w:nsid w:val="13154E90"/>
     <w:multiLevelType w:val="hybridMultilevel"/>
     <w:tmpl w:val="198C7DC2"/>
@@ -3967,7 +4330,7 @@
       </w:pPr>
     </w:lvl>
   </w:abstractNum>
-  <w:abstractNum w:abstractNumId="5" w15:restartNumberingAfterBreak="0">
+  <w:abstractNum w:abstractNumId="6" w15:restartNumberingAfterBreak="0">
     <w:nsid w:val="183A2AA0"/>
     <w:multiLevelType w:val="hybridMultilevel"/>
     <w:tmpl w:val="141A8126"/>
@@ -4080,7 +4443,7 @@
       </w:rPr>
     </w:lvl>
   </w:abstractNum>
-  <w:abstractNum w:abstractNumId="6" w15:restartNumberingAfterBreak="0">
+  <w:abstractNum w:abstractNumId="7" w15:restartNumberingAfterBreak="0">
     <w:nsid w:val="1BE440F9"/>
     <w:multiLevelType w:val="hybridMultilevel"/>
     <w:tmpl w:val="AA98F4D4"/>
@@ -4193,7 +4556,7 @@
       </w:rPr>
     </w:lvl>
   </w:abstractNum>
-  <w:abstractNum w:abstractNumId="7" w15:restartNumberingAfterBreak="0">
+  <w:abstractNum w:abstractNumId="8" w15:restartNumberingAfterBreak="0">
     <w:nsid w:val="2240363B"/>
     <w:multiLevelType w:val="hybridMultilevel"/>
     <w:tmpl w:val="76B6B1A8"/>
@@ -4282,7 +4645,7 @@
       </w:pPr>
     </w:lvl>
   </w:abstractNum>
-  <w:abstractNum w:abstractNumId="8" w15:restartNumberingAfterBreak="0">
+  <w:abstractNum w:abstractNumId="9" w15:restartNumberingAfterBreak="0">
     <w:nsid w:val="2A053065"/>
     <w:multiLevelType w:val="hybridMultilevel"/>
     <w:tmpl w:val="7D94174E"/>
@@ -4395,7 +4758,96 @@
       </w:rPr>
     </w:lvl>
   </w:abstractNum>
-  <w:abstractNum w:abstractNumId="9" w15:restartNumberingAfterBreak="0">
+  <w:abstractNum w:abstractNumId="10" w15:restartNumberingAfterBreak="0">
+    <w:nsid w:val="3C0F5312"/>
+    <w:multiLevelType w:val="hybridMultilevel"/>
+    <w:tmpl w:val="86E47102"/>
+    <w:lvl w:ilvl="0" w:tplc="2F02EE3E">
+      <w:start w:val="1"/>
+      <w:numFmt w:val="decimal"/>
+      <w:lvlText w:val="%1."/>
+      <w:lvlJc w:val="left"/>
+      <w:pPr>
+        <w:ind w:left="1069" w:hanging="360"/>
+      </w:pPr>
+      <w:rPr>
+        <w:rFonts w:hint="default"/>
+      </w:rPr>
+    </w:lvl>
+    <w:lvl w:ilvl="1" w:tplc="04190019" w:tentative="1">
+      <w:start w:val="1"/>
+      <w:numFmt w:val="lowerLetter"/>
+      <w:lvlText w:val="%2."/>
+      <w:lvlJc w:val="left"/>
+      <w:pPr>
+        <w:ind w:left="1789" w:hanging="360"/>
+      </w:pPr>
+    </w:lvl>
+    <w:lvl w:ilvl="2" w:tplc="0419001B" w:tentative="1">
+      <w:start w:val="1"/>
+      <w:numFmt w:val="lowerRoman"/>
+      <w:lvlText w:val="%3."/>
+      <w:lvlJc w:val="right"/>
+      <w:pPr>
+        <w:ind w:left="2509" w:hanging="180"/>
+      </w:pPr>
+    </w:lvl>
+    <w:lvl w:ilvl="3" w:tplc="0419000F" w:tentative="1">
+      <w:start w:val="1"/>
+      <w:numFmt w:val="decimal"/>
+      <w:lvlText w:val="%4."/>
+      <w:lvlJc w:val="left"/>
+      <w:pPr>
+        <w:ind w:left="3229" w:hanging="360"/>
+      </w:pPr>
+    </w:lvl>
+    <w:lvl w:ilvl="4" w:tplc="04190019" w:tentative="1">
+      <w:start w:val="1"/>
+      <w:numFmt w:val="lowerLetter"/>
+      <w:lvlText w:val="%5."/>
+      <w:lvlJc w:val="left"/>
+      <w:pPr>
+        <w:ind w:left="3949" w:hanging="360"/>
+      </w:pPr>
+    </w:lvl>
+    <w:lvl w:ilvl="5" w:tplc="0419001B" w:tentative="1">
+      <w:start w:val="1"/>
+      <w:numFmt w:val="lowerRoman"/>
+      <w:lvlText w:val="%6."/>
+      <w:lvlJc w:val="right"/>
+      <w:pPr>
+        <w:ind w:left="4669" w:hanging="180"/>
+      </w:pPr>
+    </w:lvl>
+    <w:lvl w:ilvl="6" w:tplc="0419000F" w:tentative="1">
+      <w:start w:val="1"/>
+      <w:numFmt w:val="decimal"/>
+      <w:lvlText w:val="%7."/>
+      <w:lvlJc w:val="left"/>
+      <w:pPr>
+        <w:ind w:left="5389" w:hanging="360"/>
+      </w:pPr>
+    </w:lvl>
+    <w:lvl w:ilvl="7" w:tplc="04190019" w:tentative="1">
+      <w:start w:val="1"/>
+      <w:numFmt w:val="lowerLetter"/>
+      <w:lvlText w:val="%8."/>
+      <w:lvlJc w:val="left"/>
+      <w:pPr>
+        <w:ind w:left="6109" w:hanging="360"/>
+      </w:pPr>
+    </w:lvl>
+    <w:lvl w:ilvl="8" w:tplc="0419001B" w:tentative="1">
+      <w:start w:val="1"/>
+      <w:numFmt w:val="lowerRoman"/>
+      <w:lvlText w:val="%9."/>
+      <w:lvlJc w:val="right"/>
+      <w:pPr>
+        <w:ind w:left="6829" w:hanging="180"/>
+      </w:pPr>
+    </w:lvl>
+  </w:abstractNum>
+  <w:abstractNum w:abstractNumId="11" w15:restartNumberingAfterBreak="0">
     <w:nsid w:val="3E630FDC"/>
     <w:multiLevelType w:val="hybridMultilevel"/>
     <w:tmpl w:val="2FDC6F06"/>
@@ -4485,7 +4937,7 @@
       </w:pPr>
     </w:lvl>
   </w:abstractNum>
-  <w:abstractNum w:abstractNumId="10" w15:restartNumberingAfterBreak="0">
+  <w:abstractNum w:abstractNumId="12" w15:restartNumberingAfterBreak="0">
     <w:nsid w:val="40787410"/>
     <w:multiLevelType w:val="hybridMultilevel"/>
     <w:tmpl w:val="BFA6D87A"/>
@@ -4598,7 +5050,7 @@
       </w:rPr>
     </w:lvl>
   </w:abstractNum>
-  <w:abstractNum w:abstractNumId="11" w15:restartNumberingAfterBreak="0">
+  <w:abstractNum w:abstractNumId="13" w15:restartNumberingAfterBreak="0">
     <w:nsid w:val="441F0B57"/>
     <w:multiLevelType w:val="hybridMultilevel"/>
     <w:tmpl w:val="8012962E"/>
@@ -4711,7 +5163,7 @@
       </w:rPr>
     </w:lvl>
   </w:abstractNum>
-  <w:abstractNum w:abstractNumId="12" w15:restartNumberingAfterBreak="0">
+  <w:abstractNum w:abstractNumId="14" w15:restartNumberingAfterBreak="0">
     <w:nsid w:val="50700CEC"/>
     <w:multiLevelType w:val="hybridMultilevel"/>
     <w:tmpl w:val="EBACC2B8"/>
@@ -4800,7 +5252,7 @@
       </w:pPr>
     </w:lvl>
   </w:abstractNum>
-  <w:abstractNum w:abstractNumId="13" w15:restartNumberingAfterBreak="0">
+  <w:abstractNum w:abstractNumId="15" w15:restartNumberingAfterBreak="0">
     <w:nsid w:val="5A2918C7"/>
     <w:multiLevelType w:val="hybridMultilevel"/>
     <w:tmpl w:val="78A61990"/>
@@ -4913,7 +5365,7 @@
       </w:rPr>
     </w:lvl>
   </w:abstractNum>
-  <w:abstractNum w:abstractNumId="14" w15:restartNumberingAfterBreak="0">
+  <w:abstractNum w:abstractNumId="16" w15:restartNumberingAfterBreak="0">
     <w:nsid w:val="5B5B788C"/>
     <w:multiLevelType w:val="multilevel"/>
     <w:tmpl w:val="BB400AD8"/>
@@ -5026,7 +5478,7 @@
       </w:pPr>
     </w:lvl>
   </w:abstractNum>
-  <w:abstractNum w:abstractNumId="15" w15:restartNumberingAfterBreak="0">
+  <w:abstractNum w:abstractNumId="17" w15:restartNumberingAfterBreak="0">
     <w:nsid w:val="6191479B"/>
     <w:multiLevelType w:val="hybridMultilevel"/>
     <w:tmpl w:val="197CEED4"/>
@@ -5115,7 +5567,7 @@
       </w:pPr>
     </w:lvl>
   </w:abstractNum>
-  <w:abstractNum w:abstractNumId="16" w15:restartNumberingAfterBreak="0">
+  <w:abstractNum w:abstractNumId="18" w15:restartNumberingAfterBreak="0">
     <w:nsid w:val="6C5E307B"/>
     <w:multiLevelType w:val="hybridMultilevel"/>
     <w:tmpl w:val="32FA1B4A"/>
@@ -5228,7 +5680,7 @@
       </w:rPr>
     </w:lvl>
   </w:abstractNum>
-  <w:abstractNum w:abstractNumId="17" w15:restartNumberingAfterBreak="0">
+  <w:abstractNum w:abstractNumId="19" w15:restartNumberingAfterBreak="0">
     <w:nsid w:val="6D4B19D2"/>
     <w:multiLevelType w:val="hybridMultilevel"/>
     <w:tmpl w:val="9E2A2BFE"/>
@@ -5341,7 +5793,7 @@
       </w:rPr>
     </w:lvl>
   </w:abstractNum>
-  <w:abstractNum w:abstractNumId="18" w15:restartNumberingAfterBreak="0">
+  <w:abstractNum w:abstractNumId="20" w15:restartNumberingAfterBreak="0">
     <w:nsid w:val="74605A8D"/>
     <w:multiLevelType w:val="multilevel"/>
     <w:tmpl w:val="04190025"/>
@@ -5436,7 +5888,7 @@
       </w:pPr>
     </w:lvl>
   </w:abstractNum>
-  <w:abstractNum w:abstractNumId="19" w15:restartNumberingAfterBreak="0">
+  <w:abstractNum w:abstractNumId="21" w15:restartNumberingAfterBreak="0">
     <w:nsid w:val="79992872"/>
     <w:multiLevelType w:val="multilevel"/>
     <w:tmpl w:val="198C7DC2"/>
@@ -5526,67 +5978,73 @@
     </w:lvl>
   </w:abstractNum>
   <w:num w:numId="1">
-    <w:abstractNumId w:val="18"/>
+    <w:abstractNumId w:val="20"/>
   </w:num>
   <w:num w:numId="2">
-    <w:abstractNumId w:val="4"/>
+    <w:abstractNumId w:val="5"/>
   </w:num>
   <w:num w:numId="3">
-    <w:abstractNumId w:val="19"/>
+    <w:abstractNumId w:val="21"/>
   </w:num>
   <w:num w:numId="4">
-    <w:abstractNumId w:val="6"/>
+    <w:abstractNumId w:val="7"/>
     <w:lvlOverride w:ilvl="0">
       <w:startOverride w:val="1"/>
     </w:lvlOverride>
   </w:num>
   <w:num w:numId="5">
-    <w:abstractNumId w:val="0"/>
+    <w:abstractNumId w:val="1"/>
   </w:num>
   <w:num w:numId="6">
+    <w:abstractNumId w:val="11"/>
+  </w:num>
+  <w:num w:numId="7">
+    <w:abstractNumId w:val="14"/>
+  </w:num>
+  <w:num w:numId="8">
+    <w:abstractNumId w:val="17"/>
+  </w:num>
+  <w:num w:numId="9">
+    <w:abstractNumId w:val="3"/>
+  </w:num>
+  <w:num w:numId="10">
+    <w:abstractNumId w:val="16"/>
+  </w:num>
+  <w:num w:numId="11">
+    <w:abstractNumId w:val="6"/>
+  </w:num>
+  <w:num w:numId="12">
+    <w:abstractNumId w:val="8"/>
+  </w:num>
+  <w:num w:numId="13">
+    <w:abstractNumId w:val="12"/>
+  </w:num>
+  <w:num w:numId="14">
     <w:abstractNumId w:val="9"/>
   </w:num>
-  <w:num w:numId="7">
-    <w:abstractNumId w:val="12"/>
-  </w:num>
-  <w:num w:numId="8">
+  <w:num w:numId="15">
     <w:abstractNumId w:val="15"/>
   </w:num>
-  <w:num w:numId="9">
+  <w:num w:numId="16">
+    <w:abstractNumId w:val="4"/>
+  </w:num>
+  <w:num w:numId="17">
+    <w:abstractNumId w:val="18"/>
+  </w:num>
+  <w:num w:numId="18">
+    <w:abstractNumId w:val="13"/>
+  </w:num>
+  <w:num w:numId="19">
+    <w:abstractNumId w:val="19"/>
+  </w:num>
+  <w:num w:numId="20">
     <w:abstractNumId w:val="2"/>
   </w:num>
-  <w:num w:numId="10">
-    <w:abstractNumId w:val="14"/>
-  </w:num>
-  <w:num w:numId="11">
-    <w:abstractNumId w:val="5"/>
-  </w:num>
-  <w:num w:numId="12">
-    <w:abstractNumId w:val="7"/>
-  </w:num>
-  <w:num w:numId="13">
+  <w:num w:numId="21">
     <w:abstractNumId w:val="10"/>
   </w:num>
-  <w:num w:numId="14">
-    <w:abstractNumId w:val="8"/>
-  </w:num>
-  <w:num w:numId="15">
-    <w:abstractNumId w:val="13"/>
-  </w:num>
-  <w:num w:numId="16">
-    <w:abstractNumId w:val="3"/>
-  </w:num>
-  <w:num w:numId="17">
-    <w:abstractNumId w:val="16"/>
-  </w:num>
-  <w:num w:numId="18">
-    <w:abstractNumId w:val="11"/>
-  </w:num>
-  <w:num w:numId="19">
-    <w:abstractNumId w:val="17"/>
-  </w:num>
-  <w:num w:numId="20">
-    <w:abstractNumId w:val="1"/>
+  <w:num w:numId="22">
+    <w:abstractNumId w:val="0"/>
   </w:num>
 </w:numbering>
 </file>
